--- a/hin/docx/042.content.docx
+++ b/hin/docx/042.content.docx
@@ -150,26 +150,6 @@
           <w:lang w:val="hi_IN" w:bidi="hi_IN"/>
         </w:rPr>
         <w:t>थ</w:t>
-      </w:r>
-      <w:r>
-        <w:rPr>
-          <w:lang w:val="hi_IN" w:bidi="hi_IN"/>
-        </w:rPr>
-      </w:r>
-    </w:p>
-    <w:p>
-      <w:pPr/>
-      <w:r>
-        <w:rPr>
-          <w:lang w:val="hi_IN" w:bidi="hi_IN"/>
-        </w:rPr>
-      </w:r>
-      <w:r>
-        <w:rPr>
-          <w:i/>
-          <w:lang w:val="hi_IN" w:bidi="hi_IN"/>
-        </w:rPr>
-        <w:t>थामार, थारा, थियुफिलुस, थियूदास, थियोफनी, थिस्सलुनीकियों के नाम पहली पत्री, थिस्सलुनीकियों को दूसरी पत्री, थिस्सलुनीके, थुआतीरा, थुतमोस, थुम्मिम, थेब्स</w:t>
       </w:r>
       <w:r>
         <w:rPr>

--- a/hin/docx/042.content.docx
+++ b/hin/docx/042.content.docx
@@ -19,7 +19,7 @@
         <w:rPr>
           <w:lang w:val="hi_IN" w:bidi="hi_IN"/>
         </w:rPr>
-        <w:t>Resource: बाइबल कोश (टिंडेल)</w:t>
+        <w:t>Resource: Tyndale Open Bible Dictionary</w:t>
       </w:r>
       <w:r>
         <w:rPr>
@@ -112,7 +112,7 @@
         <w:rPr>
           <w:lang w:val="hi_IN" w:bidi="hi_IN"/>
         </w:rPr>
-        <w:t>बाइबल कोश (टिंडेल)</w:t>
+        <w:t>Tyndale Open Bible Dictionary</w:t>
       </w:r>
     </w:p>
     <w:p>

--- a/hin/docx/042.content.docx
+++ b/hin/docx/042.content.docx
@@ -9841,7 +9841,7 @@
         <w:rPr>
           <w:lang w:val="hi_IN" w:bidi="hi_IN"/>
         </w:rPr>
-        <w:t>), वाचा नवीनीकरण समारोह के संदर्भ में। मूसा अपने लोगों को आज्ञाओं के सार और अर्थ की याद दिलाते हैं, क्योंकि वे परमेश्वर के प्रति अपनी वाचा की निष्ठा को नवीनीकृत करते हैं। मूल भाषा में, इन आज्ञाओं को "दस वचन" कहा जाता है (जिससे डेकालॉग नाम आया है)। बाइबल के पाठ के अनुसार, ये "वचन" या कानून हैं, जो परमेश्वर द्वारा बोले गए हैं, मनुष्य की विधायी प्रक्रिया का परिणाम नहीं। कहा जाता है कि आज्ञाएँ दो पट्टिकाओं पर लिखी गई थीं। इसका मतलब यह नहीं है कि प्रत्येक पट्टिका पर पाँच आज्ञाएँ लिखी गई थीं; बल्कि, सभी दस प्रत्येक पट्टिका पर लिखी गई थीं, पहली पट्टिका व्यवस्था देने वाले परमेश्वर की थी, दूसरी पट्टिका प्राप्तकर्ता इस्राएल की थी। आज्ञाएँ मनुष्य के जीवन के दो मूलभूत क्षेत्रों से सम्बन्धित हैं: पहली पाँच आज्ञाएँ परमेश्वर के साथ सम्बन्धों से सम्बन्धित हैं, अंतिम पाँच आज्ञाएँ, मनुष्य प्राणियों के बीच संबंधों से सम्बन्धित है। आज्ञाएँ पहले इस्राएल को मिस्र से निर्गमन के तुरन्त बाद सीनै पर्वत पर वाचा के निर्माण में दी गई थीं। हालाँकि सीनै वाचा की तिथि को निश्चितता के साथ निर्धारित नहीं किया जा सकता, यह संभवतः लगभग 1290 ईसा पूर्व के आसपास थी। आज्ञाओं को समझने के लिए, पहले उस संदर्भ को समझना आवश्यक है जिसमें उन्हें दिया गया था।</w:t>
+        <w:t>), वाचा नवीनीकरण समारोह के संदर्भ में। मूसा अपने लोगों को आज्ञाओं के सार और अर्थ की याद दिलाते हैं, क्योंकि वे परमेश्वर के प्रति अपनी वाचा की निष्ठा को नवीनीकृत करते हैं। मूल भाषा में, इन आज्ञाओं को "दस वचन" कहा जाता है (जिससे डेकालॉग नाम आया है)। बाइबल के पाठ के अनुसार, ये "वचन" या कानून हैं, जो परमेश्वर द्वारा बोले गए हैं, मनुष्य की विधायी प्रक्रिया का परिणाम नहीं। कहा जाता है कि आज्ञाएँ दो पट्टिकाओं पर लिखी गई थीं। इसका मतलब यह नहीं है कि प्रत्येक पट्टिका पर पाँच आज्ञाएँ लिखी गई थीं; बल्कि, सभी दस प्रत्येक पट्टिका पर लिखी गई थीं, पहली पट्टिका व्यवस्था देने वाले परमेश्वर की थी, दूसरी पट्टिका प्राप्तकर्ता इस्राएल की थी। आज्ञाएँ मनुष्य के जीवन के दो मूलभूत क्षेत्रों से सम्बन्धित हैं: पहले चार आज्ञाएँ परमेश्वर के साथ सम्बन्धों से सम्बन्धित हैं, अंतिम छः आज्ञाएँ, मनुष्यों के बीच संबंधों से सम्बन्धित है। आज्ञाएँ पहले इस्राएल को मिस्र से निर्गमन के तुरन्त बाद सीनै पर्वत पर वाचा के निर्माण में दी गई थीं। हालाँकि सीनै वाचा की तिथि को निश्चितता के साथ निर्धारित नहीं किया जा सकता, यह संभवतः लगभग 1290 ईसा पूर्व के आसपास थी। आज्ञाओं को समझने के लिए, पहले उस संदर्भ को समझना आवश्यक है जिसमें उन्हें दिया गया था।</w:t>
       </w:r>
     </w:p>
     <w:p>

--- a/hin/docx/042.content.docx
+++ b/hin/docx/042.content.docx
@@ -19,7 +19,7 @@
         <w:rPr>
           <w:lang w:val="hi_IN" w:bidi="hi_IN"/>
         </w:rPr>
-        <w:t>Resource: Tyndale Open Bible Dictionary</w:t>
+        <w:t>Resource: Aquifer Open Bible Dictionary</w:t>
       </w:r>
       <w:r>
         <w:rPr>
@@ -112,7 +112,7 @@
         <w:rPr>
           <w:lang w:val="hi_IN" w:bidi="hi_IN"/>
         </w:rPr>
-        <w:t>Tyndale Open Bible Dictionary</w:t>
+        <w:t>Aquifer Open Bible Dictionary</w:t>
       </w:r>
     </w:p>
     <w:p>
